--- a/docs/demo_script.docx
+++ b/docs/demo_script.docx
@@ -23,7 +23,7 @@
         <w:t>docs/demo_titled.mp4</w:t>
       </w:r>
       <w:r>
-        <w:t xml:space="preserve"> — 6 min 35 s. Roughly 730 words, which is a relaxed pace with pauses left in. Timecodes are where each card appears, so you have a moment of dark screen to start each line on.</w:t>
+        <w:t xml:space="preserve"> — 6 min 57 s. Roughly 730 words, which is a relaxed pace with pauses left in. Timecodes are where each card appears, so you have a moment of dark screen to start each line on.</w:t>
       </w:r>
     </w:p>
     <w:p>
@@ -87,7 +87,7 @@
         <w:pStyle w:val="Heading3"/>
       </w:pPr>
       <w:r>
-        <w:t>0:13 — The API</w:t>
+        <w:t>0:12 — The API</w:t>
       </w:r>
     </w:p>
     <w:p>
@@ -123,7 +123,7 @@
         <w:pStyle w:val="Heading3"/>
       </w:pPr>
       <w:r>
-        <w:t>1:03 — Is it healthy?</w:t>
+        <w:t>1:06 — Is it healthy?</w:t>
       </w:r>
     </w:p>
     <w:p>
@@ -136,7 +136,7 @@
         <w:pStyle w:val="Heading3"/>
       </w:pPr>
       <w:r>
-        <w:t>1:21 — The app</w:t>
+        <w:t>1:19 — The app</w:t>
       </w:r>
     </w:p>
     <w:p>
@@ -149,7 +149,7 @@
         <w:pStyle w:val="Heading3"/>
       </w:pPr>
       <w:r>
-        <w:t>1:33 — Reading the resume</w:t>
+        <w:t>1:42 — Reading the resume</w:t>
       </w:r>
     </w:p>
     <w:p>
@@ -177,7 +177,7 @@
         <w:pStyle w:val="Heading3"/>
       </w:pPr>
       <w:r>
-        <w:t>2:16 — Pulling out the facts</w:t>
+        <w:t>2:28 — Pulling out the facts</w:t>
       </w:r>
     </w:p>
     <w:p>
@@ -195,7 +195,7 @@
         <w:pStyle w:val="Heading3"/>
       </w:pPr>
       <w:r>
-        <w:t>2:42 — Scoring the fit</w:t>
+        <w:t>2:54 — Scoring the fit</w:t>
       </w:r>
     </w:p>
     <w:p>
@@ -213,7 +213,7 @@
         <w:pStyle w:val="Heading3"/>
       </w:pPr>
       <w:r>
-        <w:t>3:04 — Small model vs large model</w:t>
+        <w:t>3:17 — Small model vs large model</w:t>
       </w:r>
     </w:p>
     <w:p>
@@ -246,7 +246,7 @@
         <w:pStyle w:val="Heading3"/>
       </w:pPr>
       <w:r>
-        <w:t>3:39 — Asking questions</w:t>
+        <w:t>3:55 — Asking questions</w:t>
       </w:r>
     </w:p>
     <w:p>
@@ -274,7 +274,7 @@
         <w:pStyle w:val="Heading3"/>
       </w:pPr>
       <w:r>
-        <w:t>4:20 — Writing the brief</w:t>
+        <w:t>4:41 — Writing the brief</w:t>
       </w:r>
     </w:p>
     <w:p>
@@ -297,7 +297,7 @@
         <w:pStyle w:val="Heading3"/>
       </w:pPr>
       <w:r>
-        <w:t>5:03 — All of it, in one call</w:t>
+        <w:t>5:21 — All of it, in one call</w:t>
       </w:r>
     </w:p>
     <w:p>
@@ -315,7 +315,7 @@
         <w:pStyle w:val="Heading3"/>
       </w:pPr>
       <w:r>
-        <w:t>5:47 — Watching it in production</w:t>
+        <w:t>6:08 — Watching it in production</w:t>
       </w:r>
     </w:p>
     <w:p>

--- a/docs/demo_script.docx
+++ b/docs/demo_script.docx
@@ -23,7 +23,7 @@
         <w:t>docs/demo_titled.mp4</w:t>
       </w:r>
       <w:r>
-        <w:t xml:space="preserve"> — 6 min 57 s. Roughly 730 words, which is a relaxed pace with pauses left in. Timecodes are where each card appears, so you have a moment of dark screen to start each line on.</w:t>
+        <w:t xml:space="preserve"> — 6 min 24 s. Roughly 730 words, which is a relaxed pace with pauses left in. Timecodes are where each card appears, so you have a moment of dark screen to start each line on.</w:t>
       </w:r>
     </w:p>
     <w:p>
@@ -110,7 +110,7 @@
         <w:pStyle w:val="Heading3"/>
       </w:pPr>
       <w:r>
-        <w:t>0:47 — Which models, and why</w:t>
+        <w:t>0:48 — Which models, and why</w:t>
       </w:r>
     </w:p>
     <w:p>
@@ -123,7 +123,7 @@
         <w:pStyle w:val="Heading3"/>
       </w:pPr>
       <w:r>
-        <w:t>1:06 — Is it healthy?</w:t>
+        <w:t>1:07 — Is it healthy?</w:t>
       </w:r>
     </w:p>
     <w:p>
@@ -136,7 +136,7 @@
         <w:pStyle w:val="Heading3"/>
       </w:pPr>
       <w:r>
-        <w:t>1:19 — The app</w:t>
+        <w:t>1:20 — The app</w:t>
       </w:r>
     </w:p>
     <w:p>
@@ -149,7 +149,7 @@
         <w:pStyle w:val="Heading3"/>
       </w:pPr>
       <w:r>
-        <w:t>1:42 — Reading the resume</w:t>
+        <w:t>1:40 — Reading the resume</w:t>
       </w:r>
     </w:p>
     <w:p>
@@ -177,7 +177,7 @@
         <w:pStyle w:val="Heading3"/>
       </w:pPr>
       <w:r>
-        <w:t>2:28 — Pulling out the facts</w:t>
+        <w:t>2:16 — Pulling out the facts</w:t>
       </w:r>
     </w:p>
     <w:p>
@@ -195,7 +195,7 @@
         <w:pStyle w:val="Heading3"/>
       </w:pPr>
       <w:r>
-        <w:t>2:54 — Scoring the fit</w:t>
+        <w:t>2:37 — Scoring the fit</w:t>
       </w:r>
     </w:p>
     <w:p>
@@ -213,7 +213,7 @@
         <w:pStyle w:val="Heading3"/>
       </w:pPr>
       <w:r>
-        <w:t>3:17 — Small model vs large model</w:t>
+        <w:t>2:57 — Small model vs large model</w:t>
       </w:r>
     </w:p>
     <w:p>
@@ -246,7 +246,7 @@
         <w:pStyle w:val="Heading3"/>
       </w:pPr>
       <w:r>
-        <w:t>3:55 — Asking questions</w:t>
+        <w:t>3:30 — Asking questions</w:t>
       </w:r>
     </w:p>
     <w:p>
@@ -274,7 +274,7 @@
         <w:pStyle w:val="Heading3"/>
       </w:pPr>
       <w:r>
-        <w:t>4:41 — Writing the brief</w:t>
+        <w:t>4:10 — Writing the brief</w:t>
       </w:r>
     </w:p>
     <w:p>
@@ -297,7 +297,7 @@
         <w:pStyle w:val="Heading3"/>
       </w:pPr>
       <w:r>
-        <w:t>5:21 — All of it, in one call</w:t>
+        <w:t>4:48 — All of it, in one call</w:t>
       </w:r>
     </w:p>
     <w:p>
@@ -315,7 +315,7 @@
         <w:pStyle w:val="Heading3"/>
       </w:pPr>
       <w:r>
-        <w:t>6:08 — Watching it in production</w:t>
+        <w:t>5:38 — Watching it in production</w:t>
       </w:r>
     </w:p>
     <w:p>
